--- a/examples/generic_regression/hr_table_header_footer_redacted.docx
+++ b/examples/generic_regression/hr_table_header_footer_redacted.docx
@@ -181,7 +181,7 @@
       <w:t xml:space="preserve">Helpdesk: </w:t>
     </w:r>
     <w:r>
-      <w:t>+91 90000 00001</w:t>
+      <w:t>+91 71271 39487</w:t>
     </w:r>
   </w:p>
 </w:ftr>
